--- a/Chemistry/README_Chemistry.docx
+++ b/Chemistry/README_Chemistry.docx
@@ -68,10 +68,15 @@
     <w:p>
       <w:pPr>
         <w:spacing w:after="0" w:line="240" w:lineRule="auto"/>
-        <w:rPr/>
-      </w:pPr>
-      <w:r>
-        <w:rPr>
+        <w:rPr>
+          <w:sz w:val="24"/>
+          <w:szCs w:val="24"/>
+        </w:rPr>
+      </w:pPr>
+      <w:r>
+        <w:rPr>
+          <w:sz w:val="24"/>
+          <w:szCs w:val="24"/>
           <w:rtl w:val="0"/>
         </w:rPr>
         <w:t xml:space="preserve">Mg:2+ + H:+</w:t>
@@ -218,16 +223,16 @@
         <w:tblLook w:val="0600"/>
       </w:tblPr>
       <w:tblGrid>
-        <w:gridCol w:w="1425"/>
-        <w:gridCol w:w="1875"/>
+        <w:gridCol w:w="1515"/>
+        <w:gridCol w:w="1785"/>
         <w:gridCol w:w="2985"/>
         <w:gridCol w:w="975"/>
         <w:gridCol w:w="1860"/>
         <w:gridCol w:w="1290"/>
         <w:tblGridChange w:id="0">
           <w:tblGrid>
-            <w:gridCol w:w="1425"/>
-            <w:gridCol w:w="1875"/>
+            <w:gridCol w:w="1515"/>
+            <w:gridCol w:w="1785"/>
             <w:gridCol w:w="2985"/>
             <w:gridCol w:w="975"/>
             <w:gridCol w:w="1860"/>
@@ -3238,12 +3243,12 @@
           <wp:inline distB="114300" distT="114300" distL="114300" distR="114300">
             <wp:extent cx="4191000" cy="1171575"/>
             <wp:effectExtent b="0" l="0" r="0" t="0"/>
-            <wp:docPr id="9" name="image7.png"/>
+            <wp:docPr id="9" name="image9.png"/>
             <a:graphic>
               <a:graphicData uri="http://schemas.openxmlformats.org/drawingml/2006/picture">
                 <pic:pic>
                   <pic:nvPicPr>
-                    <pic:cNvPr id="0" name="image7.png"/>
+                    <pic:cNvPr id="0" name="image9.png"/>
                     <pic:cNvPicPr preferRelativeResize="0"/>
                   </pic:nvPicPr>
                   <pic:blipFill>
@@ -3627,29 +3632,37 @@
         <w:tab/>
         <w:tab/>
       </w:r>
+      <w:hyperlink r:id="rId20">
+        <w:r>
+          <w:rPr>
+            <w:i w:val="1"/>
+            <w:color w:val="1155cc"/>
+            <w:highlight w:val="magenta"/>
+            <w:u w:val="single"/>
+            <w:rtl w:val="0"/>
+          </w:rPr>
+          <w:t xml:space="preserve">hydrogen sulfate ion</w:t>
+        </w:r>
+      </w:hyperlink>
       <w:r>
         <w:rPr>
           <w:i w:val="1"/>
-          <w:highlight w:val="magenta"/>
-          <w:rtl w:val="0"/>
-        </w:rPr>
-        <w:t xml:space="preserve">hydrogen sulfate ion</w:t>
-      </w:r>
-      <w:r>
-        <w:rPr>
-          <w:i w:val="1"/>
           <w:rtl w:val="0"/>
         </w:rPr>
         <w:tab/>
       </w:r>
-      <w:r>
-        <w:rPr>
-          <w:i w:val="1"/>
-          <w:highlight w:val="green"/>
-          <w:rtl w:val="0"/>
-        </w:rPr>
-        <w:t xml:space="preserve">HSO4-</w:t>
-      </w:r>
+      <w:hyperlink r:id="rId21">
+        <w:r>
+          <w:rPr>
+            <w:i w:val="1"/>
+            <w:color w:val="1155cc"/>
+            <w:highlight w:val="green"/>
+            <w:u w:val="single"/>
+            <w:rtl w:val="0"/>
+          </w:rPr>
+          <w:t xml:space="preserve">HSO4-</w:t>
+        </w:r>
+      </w:hyperlink>
       <w:r>
         <w:rPr>
           <w:rtl w:val="0"/>
@@ -3970,16 +3983,16 @@
           <wp:inline distB="114300" distT="114300" distL="114300" distR="114300">
             <wp:extent cx="4062413" cy="1300508"/>
             <wp:effectExtent b="0" l="0" r="0" t="0"/>
-            <wp:docPr id="5" name="image3.png"/>
+            <wp:docPr id="5" name="image5.png"/>
             <a:graphic>
               <a:graphicData uri="http://schemas.openxmlformats.org/drawingml/2006/picture">
                 <pic:pic>
                   <pic:nvPicPr>
-                    <pic:cNvPr id="0" name="image3.png"/>
+                    <pic:cNvPr id="0" name="image5.png"/>
                     <pic:cNvPicPr preferRelativeResize="0"/>
                   </pic:nvPicPr>
                   <pic:blipFill>
-                    <a:blip r:embed="rId20"/>
+                    <a:blip r:embed="rId22"/>
                     <a:srcRect b="0" l="0" r="0" t="0"/>
                     <a:stretch>
                       <a:fillRect/>
@@ -4015,16 +4028,16 @@
           <wp:inline distB="114300" distT="114300" distL="114300" distR="114300">
             <wp:extent cx="6645600" cy="1689100"/>
             <wp:effectExtent b="0" l="0" r="0" t="0"/>
-            <wp:docPr id="1" name="image6.png"/>
+            <wp:docPr id="1" name="image1.png"/>
             <a:graphic>
               <a:graphicData uri="http://schemas.openxmlformats.org/drawingml/2006/picture">
                 <pic:pic>
                   <pic:nvPicPr>
-                    <pic:cNvPr id="0" name="image6.png"/>
+                    <pic:cNvPr id="0" name="image1.png"/>
                     <pic:cNvPicPr preferRelativeResize="0"/>
                   </pic:nvPicPr>
                   <pic:blipFill>
-                    <a:blip r:embed="rId21"/>
+                    <a:blip r:embed="rId23"/>
                     <a:srcRect b="0" l="0" r="0" t="0"/>
                     <a:stretch>
                       <a:fillRect/>
@@ -4070,16 +4083,16 @@
           <wp:inline distB="114300" distT="114300" distL="114300" distR="114300">
             <wp:extent cx="4908182" cy="2243138"/>
             <wp:effectExtent b="0" l="0" r="0" t="0"/>
-            <wp:docPr id="2" name="image8.png"/>
+            <wp:docPr id="2" name="image6.png"/>
             <a:graphic>
               <a:graphicData uri="http://schemas.openxmlformats.org/drawingml/2006/picture">
                 <pic:pic>
                   <pic:nvPicPr>
-                    <pic:cNvPr id="0" name="image8.png"/>
+                    <pic:cNvPr id="0" name="image6.png"/>
                     <pic:cNvPicPr preferRelativeResize="0"/>
                   </pic:nvPicPr>
                   <pic:blipFill>
-                    <a:blip r:embed="rId22"/>
+                    <a:blip r:embed="rId24"/>
                     <a:srcRect b="0" l="0" r="0" t="0"/>
                     <a:stretch>
                       <a:fillRect/>
@@ -4115,7 +4128,7 @@
         </w:rPr>
         <w:t xml:space="preserve">siehe auch </w:t>
       </w:r>
-      <w:hyperlink r:id="rId23">
+      <w:hyperlink r:id="rId25">
         <w:r>
           <w:rPr>
             <w:color w:val="1155cc"/>
@@ -4171,7 +4184,7 @@
           <w:b w:val="1"/>
         </w:rPr>
       </w:pPr>
-      <w:hyperlink r:id="rId24">
+      <w:hyperlink r:id="rId26">
         <w:r>
           <w:rPr>
             <w:b w:val="1"/>
@@ -4302,7 +4315,7 @@
       <w:pPr>
         <w:rPr/>
       </w:pPr>
-      <w:hyperlink r:id="rId25">
+      <w:hyperlink r:id="rId27">
         <w:r>
           <w:rPr>
             <w:color w:val="1155cc"/>
@@ -4328,16 +4341,16 @@
           <wp:inline distB="114300" distT="114300" distL="114300" distR="114300">
             <wp:extent cx="6645600" cy="457200"/>
             <wp:effectExtent b="0" l="0" r="0" t="0"/>
-            <wp:docPr id="10" name="image4.png"/>
+            <wp:docPr id="10" name="image7.png"/>
             <a:graphic>
               <a:graphicData uri="http://schemas.openxmlformats.org/drawingml/2006/picture">
                 <pic:pic>
                   <pic:nvPicPr>
-                    <pic:cNvPr id="0" name="image4.png"/>
+                    <pic:cNvPr id="0" name="image7.png"/>
                     <pic:cNvPicPr preferRelativeResize="0"/>
                   </pic:nvPicPr>
                   <pic:blipFill>
-                    <a:blip r:embed="rId26"/>
+                    <a:blip r:embed="rId28"/>
                     <a:srcRect b="0" l="0" r="0" t="0"/>
                     <a:stretch>
                       <a:fillRect/>
@@ -4435,7 +4448,7 @@
       <w:pPr>
         <w:rPr/>
       </w:pPr>
-      <w:hyperlink r:id="rId27">
+      <w:hyperlink r:id="rId29">
         <w:r>
           <w:rPr>
             <w:color w:val="1155cc"/>
@@ -4453,6 +4466,39 @@
     </w:p>
     <w:p>
       <w:pPr>
+        <w:rPr>
+          <w:b w:val="1"/>
+        </w:rPr>
+      </w:pPr>
+      <w:hyperlink r:id="rId30">
+        <w:r>
+          <w:rPr>
+            <w:b w:val="1"/>
+            <w:color w:val="1155cc"/>
+            <w:u w:val="single"/>
+            <w:rtl w:val="0"/>
+          </w:rPr>
+          <w:t xml:space="preserve">https://www.chemtube3d.com/_hs03_-9/</w:t>
+        </w:r>
+      </w:hyperlink>
+      <w:r>
+        <w:rPr>
+          <w:rtl w:val="0"/>
+        </w:rPr>
+      </w:r>
+    </w:p>
+    <w:p>
+      <w:pPr>
+        <w:rPr/>
+      </w:pPr>
+      <w:r>
+        <w:rPr>
+          <w:rtl w:val="0"/>
+        </w:rPr>
+      </w:r>
+    </w:p>
+    <w:p>
+      <w:pPr>
         <w:rPr/>
       </w:pPr>
       <w:r>
@@ -4461,16 +4507,16 @@
           <wp:inline distB="114300" distT="114300" distL="114300" distR="114300">
             <wp:extent cx="576263" cy="576263"/>
             <wp:effectExtent b="0" l="0" r="0" t="0"/>
-            <wp:docPr id="3" name="image5.png"/>
+            <wp:docPr id="3" name="image3.png"/>
             <a:graphic>
               <a:graphicData uri="http://schemas.openxmlformats.org/drawingml/2006/picture">
                 <pic:pic>
                   <pic:nvPicPr>
-                    <pic:cNvPr id="0" name="image5.png"/>
+                    <pic:cNvPr id="0" name="image3.png"/>
                     <pic:cNvPicPr preferRelativeResize="0"/>
                   </pic:nvPicPr>
                   <pic:blipFill>
-                    <a:blip r:embed="rId28"/>
+                    <a:blip r:embed="rId31"/>
                     <a:srcRect b="0" l="0" r="0" t="0"/>
                     <a:stretch>
                       <a:fillRect/>
@@ -4511,7 +4557,7 @@
       <w:pPr>
         <w:rPr/>
       </w:pPr>
-      <w:hyperlink r:id="rId29">
+      <w:hyperlink r:id="rId32">
         <w:r>
           <w:rPr>
             <w:color w:val="1155cc"/>
@@ -4546,7 +4592,7 @@
                     <pic:cNvPicPr preferRelativeResize="0"/>
                   </pic:nvPicPr>
                   <pic:blipFill>
-                    <a:blip r:embed="rId30"/>
+                    <a:blip r:embed="rId33"/>
                     <a:srcRect b="0" l="0" r="0" t="0"/>
                     <a:stretch>
                       <a:fillRect/>
@@ -4657,7 +4703,7 @@
           <w:b w:val="1"/>
         </w:rPr>
       </w:pPr>
-      <w:hyperlink r:id="rId31">
+      <w:hyperlink r:id="rId34">
         <w:r>
           <w:rPr>
             <w:b w:val="1"/>
@@ -4688,16 +4734,16 @@
           <wp:inline distB="114300" distT="114300" distL="114300" distR="114300">
             <wp:extent cx="2252663" cy="1300271"/>
             <wp:effectExtent b="0" l="0" r="0" t="0"/>
-            <wp:docPr id="8" name="image9.png"/>
+            <wp:docPr id="8" name="image8.png"/>
             <a:graphic>
               <a:graphicData uri="http://schemas.openxmlformats.org/drawingml/2006/picture">
                 <pic:pic>
                   <pic:nvPicPr>
-                    <pic:cNvPr id="0" name="image9.png"/>
+                    <pic:cNvPr id="0" name="image8.png"/>
                     <pic:cNvPicPr preferRelativeResize="0"/>
                   </pic:nvPicPr>
                   <pic:blipFill>
-                    <a:blip r:embed="rId32"/>
+                    <a:blip r:embed="rId35"/>
                     <a:srcRect b="0" l="0" r="0" t="0"/>
                     <a:stretch>
                       <a:fillRect/>
@@ -4902,7 +4948,7 @@
         </w:rPr>
         <w:t xml:space="preserve">: </w:t>
       </w:r>
-      <w:hyperlink r:id="rId33">
+      <w:hyperlink r:id="rId36">
         <w:r>
           <w:rPr>
             <w:color w:val="1155cc"/>
@@ -4996,7 +5042,7 @@
         </w:rPr>
         <w:t xml:space="preserve">c) </w:t>
       </w:r>
-      <w:hyperlink r:id="rId34">
+      <w:hyperlink r:id="rId37">
         <w:r>
           <w:rPr>
             <w:color w:val="1155cc"/>
@@ -5166,7 +5212,7 @@
                     <pic:cNvPicPr preferRelativeResize="0"/>
                   </pic:nvPicPr>
                   <pic:blipFill>
-                    <a:blip r:embed="rId35"/>
+                    <a:blip r:embed="rId38"/>
                     <a:srcRect b="0" l="0" r="0" t="0"/>
                     <a:stretch>
                       <a:fillRect/>
@@ -5250,16 +5296,16 @@
           <wp:inline distB="114300" distT="114300" distL="114300" distR="114300">
             <wp:extent cx="6645600" cy="533400"/>
             <wp:effectExtent b="0" l="0" r="0" t="0"/>
-            <wp:docPr id="6" name="image1.png"/>
+            <wp:docPr id="6" name="image4.png"/>
             <a:graphic>
               <a:graphicData uri="http://schemas.openxmlformats.org/drawingml/2006/picture">
                 <pic:pic>
                   <pic:nvPicPr>
-                    <pic:cNvPr id="0" name="image1.png"/>
+                    <pic:cNvPr id="0" name="image4.png"/>
                     <pic:cNvPicPr preferRelativeResize="0"/>
                   </pic:nvPicPr>
                   <pic:blipFill>
-                    <a:blip r:embed="rId36"/>
+                    <a:blip r:embed="rId39"/>
                     <a:srcRect b="0" l="0" r="0" t="0"/>
                     <a:stretch>
                       <a:fillRect/>
@@ -5463,7 +5509,7 @@
         </w:rPr>
         <w:t xml:space="preserve">) ist ein </w:t>
       </w:r>
-      <w:hyperlink r:id="rId37">
+      <w:hyperlink r:id="rId40">
         <w:r>
           <w:rPr>
             <w:color w:val="0645ad"/>
@@ -5485,7 +5531,7 @@
         </w:rPr>
         <w:t xml:space="preserve"> der ortho-</w:t>
       </w:r>
-      <w:hyperlink r:id="rId38">
+      <w:hyperlink r:id="rId41">
         <w:r>
           <w:rPr>
             <w:color w:val="0645ad"/>
@@ -5507,7 +5553,7 @@
         </w:rPr>
         <w:t xml:space="preserve"> und gehört zu den </w:t>
       </w:r>
-      <w:hyperlink r:id="rId39">
+      <w:hyperlink r:id="rId42">
         <w:r>
           <w:rPr>
             <w:color w:val="0645ad"/>
@@ -5628,7 +5674,7 @@
         </w:rPr>
         <w:t xml:space="preserve">·OH) (= </w:t>
       </w:r>
-      <w:hyperlink r:id="rId40">
+      <w:hyperlink r:id="rId43">
         <w:r>
           <w:rPr>
             <w:color w:val="0645ad"/>
@@ -5824,7 +5870,7 @@
         </w:rPr>
         <w:t xml:space="preserve"> sind im engeren Sinne alle </w:t>
       </w:r>
-      <w:hyperlink r:id="rId41">
+      <w:hyperlink r:id="rId44">
         <w:r>
           <w:rPr>
             <w:color w:val="0645ad"/>
@@ -5846,7 +5892,7 @@
         </w:rPr>
         <w:t xml:space="preserve">, die in der Lage sind, </w:t>
       </w:r>
-      <w:hyperlink r:id="rId42">
+      <w:hyperlink r:id="rId45">
         <w:r>
           <w:rPr>
             <w:color w:val="0645ad"/>
@@ -5889,7 +5935,7 @@
         </w:rPr>
         <w:t xml:space="preserve">) an einen Reaktionspartner zu übertragen – sie können als </w:t>
       </w:r>
-      <w:hyperlink r:id="rId43">
+      <w:hyperlink r:id="rId46">
         <w:r>
           <w:rPr>
             <w:color w:val="0645ad"/>
@@ -5911,7 +5957,7 @@
         </w:rPr>
         <w:t xml:space="preserve"> fungieren. In wässriger Lösung ist der Reaktionspartner im Wesentlichen Wasser. Es bilden sich </w:t>
       </w:r>
-      <w:hyperlink r:id="rId44">
+      <w:hyperlink r:id="rId47">
         <w:r>
           <w:rPr>
             <w:color w:val="0645ad"/>
@@ -5975,7 +6021,7 @@
         </w:rPr>
         <w:t xml:space="preserve">) und der </w:t>
       </w:r>
-      <w:hyperlink r:id="rId45">
+      <w:hyperlink r:id="rId48">
         <w:r>
           <w:rPr>
             <w:color w:val="ff0000"/>
@@ -5987,7 +6033,7 @@
           <w:t xml:space="preserve">pH-Wer</w:t>
         </w:r>
       </w:hyperlink>
-      <w:hyperlink r:id="rId46">
+      <w:hyperlink r:id="rId49">
         <w:r>
           <w:rPr>
             <w:color w:val="0645ad"/>
@@ -6009,7 +6055,7 @@
         </w:rPr>
         <w:t xml:space="preserve"> der Lösung wird damit gesenkt. Säuren reagieren mit sogenannten </w:t>
       </w:r>
-      <w:hyperlink r:id="rId47">
+      <w:hyperlink r:id="rId50">
         <w:r>
           <w:rPr>
             <w:color w:val="0645ad"/>
@@ -6031,7 +6077,7 @@
         </w:rPr>
         <w:t xml:space="preserve"> unter Bildung von Wasser und </w:t>
       </w:r>
-      <w:hyperlink r:id="rId48">
+      <w:hyperlink r:id="rId51">
         <w:r>
           <w:rPr>
             <w:color w:val="0645ad"/>
@@ -6053,7 +6099,7 @@
         </w:rPr>
         <w:t xml:space="preserve">. Eine </w:t>
       </w:r>
-      <w:hyperlink r:id="rId49">
+      <w:hyperlink r:id="rId52">
         <w:r>
           <w:rPr>
             <w:color w:val="0645ad"/>
@@ -6075,7 +6121,7 @@
         </w:rPr>
         <w:t xml:space="preserve"> ist somit das Gegenstück zu einer Säure und vermag diese zu </w:t>
       </w:r>
-      <w:hyperlink r:id="rId50">
+      <w:hyperlink r:id="rId53">
         <w:r>
           <w:rPr>
             <w:color w:val="0645ad"/>
@@ -6153,7 +6199,7 @@
         </w:rPr>
         <w:t xml:space="preserve">(zu </w:t>
       </w:r>
-      <w:hyperlink r:id="rId51">
+      <w:hyperlink r:id="rId54">
         <w:r>
           <w:rPr>
             <w:color w:val="0645ad"/>
@@ -6196,7 +6242,7 @@
         </w:rPr>
         <w:t xml:space="preserve">, deutsch ‚Grundlage‘) werden in der </w:t>
       </w:r>
-      <w:hyperlink r:id="rId52">
+      <w:hyperlink r:id="rId55">
         <w:r>
           <w:rPr>
             <w:color w:val="0645ad"/>
@@ -6239,7 +6285,7 @@
         </w:rPr>
         <w:t xml:space="preserve"> in der Lage sind, </w:t>
       </w:r>
-      <w:hyperlink r:id="rId53">
+      <w:hyperlink r:id="rId56">
         <w:r>
           <w:rPr>
             <w:color w:val="0645ad"/>
@@ -6281,7 +6327,7 @@
         </w:rPr>
         <w:t xml:space="preserve">) zu bilden und somit den </w:t>
       </w:r>
-      <w:hyperlink r:id="rId54">
+      <w:hyperlink r:id="rId57">
         <w:r>
           <w:rPr>
             <w:color w:val="ff0000"/>
@@ -6303,7 +6349,7 @@
         </w:rPr>
         <w:t xml:space="preserve"> einer Lösung zu erhöhen. Hydroxidionen sind chemische Verbindungen, die </w:t>
       </w:r>
-      <w:hyperlink r:id="rId55">
+      <w:hyperlink r:id="rId58">
         <w:r>
           <w:rPr>
             <w:color w:val="0645ad"/>
@@ -6325,7 +6371,7 @@
         </w:rPr>
         <w:t xml:space="preserve"> von einer </w:t>
       </w:r>
-      <w:hyperlink r:id="rId56">
+      <w:hyperlink r:id="rId59">
         <w:r>
           <w:rPr>
             <w:color w:val="0645ad"/>
@@ -6347,7 +6393,7 @@
         </w:rPr>
         <w:t xml:space="preserve"> unter Bildung eines Wassermoleküls übernehmen können. Eine Base ist damit das Gegenstück zu einer Säure und vermag diese zu </w:t>
       </w:r>
-      <w:hyperlink r:id="rId57">
+      <w:hyperlink r:id="rId60">
         <w:r>
           <w:rPr>
             <w:color w:val="0645ad"/>
@@ -8405,7 +8451,7 @@
       <w:pPr>
         <w:rPr/>
       </w:pPr>
-      <w:hyperlink r:id="rId58">
+      <w:hyperlink r:id="rId61">
         <w:r>
           <w:rPr>
             <w:color w:val="1155cc"/>
@@ -10166,7 +10212,7 @@
       <w:pPr>
         <w:rPr/>
       </w:pPr>
-      <w:hyperlink r:id="rId59">
+      <w:hyperlink r:id="rId62">
         <w:r>
           <w:rPr>
             <w:color w:val="1155cc"/>
@@ -10196,7 +10242,7 @@
       <w:pPr>
         <w:rPr/>
       </w:pPr>
-      <w:hyperlink r:id="rId60">
+      <w:hyperlink r:id="rId63">
         <w:r>
           <w:rPr>
             <w:color w:val="1155cc"/>
@@ -10244,7 +10290,7 @@
         </w:rPr>
         <w:t xml:space="preserve">step-2: </w:t>
       </w:r>
-      <w:hyperlink r:id="rId61">
+      <w:hyperlink r:id="rId64">
         <w:r>
           <w:rPr>
             <w:color w:val="1155cc"/>
@@ -10270,7 +10316,7 @@
         </w:rPr>
         <w:t xml:space="preserve">step-3: </w:t>
       </w:r>
-      <w:hyperlink r:id="rId62">
+      <w:hyperlink r:id="rId65">
         <w:r>
           <w:rPr>
             <w:color w:val="1155cc"/>
@@ -10618,7 +10664,7 @@
           <w:b w:val="1"/>
         </w:rPr>
       </w:pPr>
-      <w:hyperlink r:id="rId63">
+      <w:hyperlink r:id="rId66">
         <w:r>
           <w:rPr>
             <w:b w:val="1"/>
@@ -10651,7 +10697,7 @@
           <w:b w:val="1"/>
         </w:rPr>
       </w:pPr>
-      <w:hyperlink r:id="rId64">
+      <w:hyperlink r:id="rId67">
         <w:r>
           <w:rPr>
             <w:b w:val="1"/>
@@ -10682,7 +10728,7 @@
       <w:pPr>
         <w:rPr/>
       </w:pPr>
-      <w:hyperlink r:id="rId65">
+      <w:hyperlink r:id="rId68">
         <w:r>
           <w:rPr>
             <w:color w:val="1155cc"/>
@@ -10712,7 +10758,7 @@
       <w:pPr>
         <w:rPr/>
       </w:pPr>
-      <w:hyperlink r:id="rId66">
+      <w:hyperlink r:id="rId69">
         <w:r>
           <w:rPr>
             <w:color w:val="1155cc"/>
@@ -10742,7 +10788,7 @@
       <w:pPr>
         <w:rPr/>
       </w:pPr>
-      <w:hyperlink r:id="rId67">
+      <w:hyperlink r:id="rId70">
         <w:r>
           <w:rPr>
             <w:color w:val="1155cc"/>
@@ -10772,7 +10818,7 @@
       <w:pPr>
         <w:rPr/>
       </w:pPr>
-      <w:hyperlink r:id="rId68">
+      <w:hyperlink r:id="rId71">
         <w:r>
           <w:rPr>
             <w:color w:val="1155cc"/>
@@ -10782,6 +10828,86 @@
           <w:t xml:space="preserve">https://www.deutschhaus.de/fileadmin/dateien/fachbereiche/chemie/materialien/Grundwissen_SG9_DHG.pdf</w:t>
         </w:r>
       </w:hyperlink>
+      <w:r>
+        <w:rPr>
+          <w:rtl w:val="0"/>
+        </w:rPr>
+      </w:r>
+    </w:p>
+    <w:p>
+      <w:pPr>
+        <w:rPr/>
+      </w:pPr>
+      <w:r>
+        <w:rPr>
+          <w:rtl w:val="0"/>
+        </w:rPr>
+      </w:r>
+    </w:p>
+    <w:p>
+      <w:pPr>
+        <w:rPr/>
+      </w:pPr>
+      <w:hyperlink r:id="rId72">
+        <w:r>
+          <w:rPr>
+            <w:color w:val="1155cc"/>
+            <w:u w:val="single"/>
+            <w:rtl w:val="0"/>
+          </w:rPr>
+          <w:t xml:space="preserve">https://chemequations.com/en/?s=Al+%2B+O2&amp;ref=input</w:t>
+        </w:r>
+      </w:hyperlink>
+      <w:r>
+        <w:rPr>
+          <w:rtl w:val="0"/>
+        </w:rPr>
+      </w:r>
+    </w:p>
+    <w:p>
+      <w:pPr>
+        <w:rPr/>
+      </w:pPr>
+      <w:r>
+        <w:rPr>
+          <w:rtl w:val="0"/>
+        </w:rPr>
+      </w:r>
+    </w:p>
+    <w:p>
+      <w:pPr>
+        <w:rPr/>
+      </w:pPr>
+      <w:hyperlink r:id="rId73">
+        <w:r>
+          <w:rPr>
+            <w:color w:val="1155cc"/>
+            <w:u w:val="single"/>
+            <w:rtl w:val="0"/>
+          </w:rPr>
+          <w:t xml:space="preserve">https://www.chemtube3d.com/_hs03_-9/</w:t>
+        </w:r>
+      </w:hyperlink>
+      <w:r>
+        <w:rPr>
+          <w:rtl w:val="0"/>
+        </w:rPr>
+      </w:r>
+    </w:p>
+    <w:p>
+      <w:pPr>
+        <w:rPr/>
+      </w:pPr>
+      <w:r>
+        <w:rPr>
+          <w:rtl w:val="0"/>
+        </w:rPr>
+      </w:r>
+    </w:p>
+    <w:p>
+      <w:pPr>
+        <w:rPr/>
+      </w:pPr>
       <w:r>
         <w:rPr>
           <w:rtl w:val="0"/>
